--- a/Volume 1/Chapter 09 - Memory Management/SPA_Vol1_Ch9_Lesson9_10a_Memory_Management_Error_Handling_EXTENDED.docx
+++ b/Volume 1/Chapter 09 - Memory Management/SPA_Vol1_Ch9_Lesson9_10a_Memory_Management_Error_Handling_EXTENDED.docx
@@ -802,7 +802,11 @@
         <w:t>&lt;&lt;&lt;your $env:USERNAME&gt;&gt;&gt;</w:t>
       </w:r>
       <w:r>
-        <w:t>\spa, which PowerShell writes as $HOME\spa. Each folder below is a full path that starts with $HOME\spa, so the commands make the same folders from any folder you are in, and lesson-9.10-extended sits beside the other lessons. Set-Location then moves into the lesson folder, where the rest of the lesson runs.</w:t>
+        <w:t xml:space="preserve">\spa, which PowerShell writes as $HOME\spa. Each folder below is a full path that starts with $HOME\spa, so the commands make the same </w:t>
+      </w:r>
+      <w:r>
+        <w:lastRenderedPageBreak/>
+        <w:t>folders from any folder you are in, and lesson-9.10-extended sits beside the other lessons. Set-Location then moves into the lesson folder, where the rest of the lesson runs.</w:t>
       </w:r>
     </w:p>
     <w:p>
@@ -972,7 +976,7 @@
         <w:keepNext/>
       </w:pPr>
       <w:r>
-        <w:t>[profile.default]</w:t>
+        <w:t>[profile.default]  # Remember, the settings forge uses by default.</w:t>
       </w:r>
     </w:p>
     <w:p>
@@ -18303,7 +18307,7 @@
         <w:pStyle w:val="ListBullet"/>
       </w:pPr>
       <w:r>
-        <w:t>New first, then let the old go: when the new request is refused, the caller still has the old buffer and keeps using it. Lesson 10.2: Dynamic Arrays grows arrays this way.</w:t>
+        <w:t>New first, then let the old go: when the new request is refused, the caller still has the old buffer and keeps using it. Lesson 10.2a: Dynamic Arrays EXTENDED grows arrays this way.</w:t>
       </w:r>
     </w:p>
     <w:p>
@@ -18902,31 +18906,31 @@
       </w:rPr>
     </w:lvl>
   </w:abstractNum>
-  <w:num w:numId="1" w16cid:durableId="1365867701">
+  <w:num w:numId="1" w16cid:durableId="1601521933">
     <w:abstractNumId w:val="8"/>
   </w:num>
-  <w:num w:numId="2" w16cid:durableId="737167121">
+  <w:num w:numId="2" w16cid:durableId="701904598">
     <w:abstractNumId w:val="6"/>
   </w:num>
-  <w:num w:numId="3" w16cid:durableId="861361248">
+  <w:num w:numId="3" w16cid:durableId="278295800">
     <w:abstractNumId w:val="5"/>
   </w:num>
-  <w:num w:numId="4" w16cid:durableId="1177619712">
+  <w:num w:numId="4" w16cid:durableId="1902053100">
     <w:abstractNumId w:val="4"/>
   </w:num>
-  <w:num w:numId="5" w16cid:durableId="1481119608">
+  <w:num w:numId="5" w16cid:durableId="2100250824">
     <w:abstractNumId w:val="7"/>
   </w:num>
-  <w:num w:numId="6" w16cid:durableId="76556904">
+  <w:num w:numId="6" w16cid:durableId="1532574671">
     <w:abstractNumId w:val="3"/>
   </w:num>
-  <w:num w:numId="7" w16cid:durableId="487523894">
+  <w:num w:numId="7" w16cid:durableId="453838035">
     <w:abstractNumId w:val="2"/>
   </w:num>
-  <w:num w:numId="8" w16cid:durableId="1538812063">
+  <w:num w:numId="8" w16cid:durableId="1808038537">
     <w:abstractNumId w:val="1"/>
   </w:num>
-  <w:num w:numId="9" w16cid:durableId="1739085928">
+  <w:num w:numId="9" w16cid:durableId="1572616178">
     <w:abstractNumId w:val="0"/>
   </w:num>
 </w:numbering>
